--- a/pr-preview/pr-418/chapters/word-choice.docx
+++ b/pr-preview/pr-418/chapters/word-choice.docx
@@ -15,7 +15,7 @@
         <w:pStyle w:val="Date"/>
       </w:pPr>
       <w:r>
-        <w:t xml:space="preserve">Last modified: 2026-10-29 13:19:48 (PDT)</w:t>
+        <w:t xml:space="preserve">Last modified: 2026-10-29 13:28:12 (PDT)</w:t>
       </w:r>
     </w:p>
     <w:tbl>
@@ -3039,13 +3039,13 @@
         <w:t xml:space="preserve"> </w:t>
       </w:r>
       <w:r>
-        <w:t xml:space="preserve">for a position in a document [</w:t>
-      </w:r>
-      <w:r>
-        <w:t xml:space="preserve">Google (n.d.)</w:t>
-      </w:r>
-      <w:r>
-        <w:t xml:space="preserve">, entry</w:t>
+        <w:t xml:space="preserve">for a position in a document</w:t>
+      </w:r>
+      <w:r>
+        <w:t xml:space="preserve"> </w:t>
+      </w:r>
+      <w:r>
+        <w:t xml:space="preserve">(Google, n.d., entry</w:t>
       </w:r>
       <w:r>
         <w:t xml:space="preserve"> </w:t>
@@ -3054,7 +3054,7 @@
         <w:t xml:space="preserve">“above”</w:t>
       </w:r>
       <w:r>
-        <w:t xml:space="preserve">; entry</w:t>
+        <w:t xml:space="preserve">; Google, n.d., entry</w:t>
       </w:r>
       <w:r>
         <w:t xml:space="preserve"> </w:t>
@@ -3063,7 +3063,10 @@
         <w:t xml:space="preserve">“below”</w:t>
       </w:r>
       <w:r>
-        <w:t xml:space="preserve">].</w:t>
+        <w:t xml:space="preserve">)</w:t>
+      </w:r>
+      <w:r>
+        <w:t xml:space="preserve">.</w:t>
       </w:r>
       <w:r>
         <w:t xml:space="preserve"> </w:t>
@@ -3144,7 +3147,19 @@
         <w:pStyle w:val="BlockText"/>
       </w:pPr>
       <w:r>
-        <w:t xml:space="preserve">✅ The next figure draws the fits behind Table 2.</w:t>
+        <w:t xml:space="preserve">✅ The next figure draws the fits behind</w:t>
+      </w:r>
+      <w:r>
+        <w:t xml:space="preserve"> </w:t>
+      </w:r>
+      <w:r>
+        <w:rPr>
+          <w:rStyle w:val="VerbatimChar"/>
+        </w:rPr>
+        <w:t xml:space="preserve">@tbl-fits</w:t>
+      </w:r>
+      <w:r>
+        <w:t xml:space="preserve">.</w:t>
       </w:r>
     </w:p>
     <w:p>
@@ -3164,13 +3179,37 @@
         <w:t xml:space="preserve"> </w:t>
       </w:r>
       <w:r>
-        <w:t xml:space="preserve">In Quarto, write the cross-reference to the label</w:t>
-      </w:r>
-      <w:r>
-        <w:t xml:space="preserve"> </w:t>
-      </w:r>
-      <w:r>
-        <w:t xml:space="preserve">so that the number follows the table when the page changes.</w:t>
+        <w:t xml:space="preserve">Quarto renders</w:t>
+      </w:r>
+      <w:r>
+        <w:t xml:space="preserve"> </w:t>
+      </w:r>
+      <w:r>
+        <w:rPr>
+          <w:rStyle w:val="VerbatimChar"/>
+        </w:rPr>
+        <w:t xml:space="preserve">@tbl-fits</w:t>
+      </w:r>
+      <w:r>
+        <w:t xml:space="preserve"> </w:t>
+      </w:r>
+      <w:r>
+        <w:t xml:space="preserve">as</w:t>
+      </w:r>
+      <w:r>
+        <w:t xml:space="preserve"> </w:t>
+      </w:r>
+      <w:r>
+        <w:t xml:space="preserve">“Table 2”</w:t>
+      </w:r>
+      <w:r>
+        <w:t xml:space="preserve">,</w:t>
+      </w:r>
+      <w:r>
+        <w:t xml:space="preserve"> </w:t>
+      </w:r>
+      <w:r>
+        <w:t xml:space="preserve">and the number follows the table when the page changes.</w:t>
       </w:r>
       <w:r>
         <w:t xml:space="preserve"> </w:t>
@@ -3422,7 +3461,7 @@
       </w:r>
     </w:p>
     <w:bookmarkEnd w:id="37"/>
-    <w:bookmarkStart w:id="39" w:name="X49b806fcb01140a547354f51de69b452814bc12"/>
+    <w:bookmarkStart w:id="40" w:name="X49b806fcb01140a547354f51de69b452814bc12"/>
     <w:p>
       <w:pPr>
         <w:pStyle w:val="Heading2"/>
@@ -3591,7 +3630,7 @@
         <w:t xml:space="preserve">assumed an order of lectures that the page does not fix.</w:t>
       </w:r>
     </w:p>
-    <w:bookmarkStart w:id="38" w:name="exm-time-relative"/>
+    <w:bookmarkStart w:id="39" w:name="exm-time-relative"/>
     <w:p>
       <w:pPr>
         <w:pStyle w:val="BodyText"/>
@@ -3643,7 +3682,23 @@
         <w:pStyle w:val="BlockText"/>
       </w:pPr>
       <w:r>
-        <w:t xml:space="preserve">❌ This certainly does not mean all classifiers are equally good (we recently studied Bayes’ decision rule).</w:t>
+        <w:t xml:space="preserve">❌ A missing</w:t>
+      </w:r>
+      <w:r>
+        <w:t xml:space="preserve"> </w:t>
+      </w:r>
+      <w:r>
+        <w:rPr>
+          <w:i/>
+          <w:iCs/>
+        </w:rPr>
+        <w:t xml:space="preserve">that</w:t>
+      </w:r>
+      <w:r>
+        <w:t xml:space="preserve"> </w:t>
+      </w:r>
+      <w:r>
+        <w:t xml:space="preserve">is a common cause of garden-path sentences, as we recently saw.</w:t>
       </w:r>
     </w:p>
     <w:p>
@@ -3651,12 +3706,45 @@
         <w:pStyle w:val="BlockText"/>
       </w:pPr>
       <w:r>
-        <w:t xml:space="preserve">✅ This certainly does not mean all classifiers are equally good (see Bayes’ decision rule in the chapter on classification).</w:t>
-      </w:r>
-    </w:p>
-    <w:bookmarkEnd w:id="38"/>
+        <w:t xml:space="preserve">✅ A missing</w:t>
+      </w:r>
+      <w:r>
+        <w:t xml:space="preserve"> </w:t>
+      </w:r>
+      <w:r>
+        <w:rPr>
+          <w:i/>
+          <w:iCs/>
+        </w:rPr>
+        <w:t xml:space="preserve">that</w:t>
+      </w:r>
+      <w:r>
+        <w:t xml:space="preserve"> </w:t>
+      </w:r>
+      <w:r>
+        <w:t xml:space="preserve">is a common cause of garden-path sentences, as</w:t>
+      </w:r>
+      <w:r>
+        <w:t xml:space="preserve"> </w:t>
+      </w:r>
+      <w:hyperlink r:id="rId38">
+        <w:r>
+          <w:rPr>
+            <w:rStyle w:val="Hyperlink"/>
+          </w:rPr>
+          <w:t xml:space="preserve">Avoid garden-path sentences</w:t>
+        </w:r>
+      </w:hyperlink>
+      <w:r>
+        <w:t xml:space="preserve"> </w:t>
+      </w:r>
+      <w:r>
+        <w:t xml:space="preserve">shows.</w:t>
+      </w:r>
+    </w:p>
     <w:bookmarkEnd w:id="39"/>
-    <w:bookmarkStart w:id="45" w:name="minimize-unnecessary-jargon"/>
+    <w:bookmarkEnd w:id="40"/>
+    <w:bookmarkStart w:id="46" w:name="minimize-unnecessary-jargon"/>
     <w:p>
       <w:pPr>
         <w:pStyle w:val="Heading2"/>
@@ -3784,7 +3872,7 @@
       <w:r>
         <w:t xml:space="preserve"> </w:t>
       </w:r>
-      <w:hyperlink r:id="rId40">
+      <w:hyperlink r:id="rId41">
         <w:r>
           <w:rPr>
             <w:rStyle w:val="Hyperlink"/>
@@ -3796,7 +3884,7 @@
         <w:t xml:space="preserve">).</w:t>
       </w:r>
     </w:p>
-    <w:bookmarkStart w:id="41" w:name="exm-jargon"/>
+    <w:bookmarkStart w:id="42" w:name="exm-jargon"/>
     <w:p>
       <w:pPr>
         <w:pStyle w:val="BodyText"/>
@@ -3845,7 +3933,7 @@
         <w:t xml:space="preserve">and it states what was actually done.</w:t>
       </w:r>
     </w:p>
-    <w:bookmarkEnd w:id="41"/>
+    <w:bookmarkEnd w:id="42"/>
     <w:p>
       <w:pPr>
         <w:pStyle w:val="BodyText"/>
@@ -3884,8 +3972,8 @@
         <w:t xml:space="preserve">define it clearly at first use.</w:t>
       </w:r>
     </w:p>
-    <w:bookmarkStart w:id="44" w:name="refs"/>
-    <w:bookmarkStart w:id="43" w:name="ref-google2025style"/>
+    <w:bookmarkStart w:id="45" w:name="refs"/>
+    <w:bookmarkStart w:id="44" w:name="ref-google2025style"/>
     <w:p>
       <w:pPr>
         <w:pStyle w:val="Bibliography"/>
@@ -3909,7 +3997,7 @@
       <w:r>
         <w:t xml:space="preserve"> </w:t>
       </w:r>
-      <w:hyperlink r:id="rId42">
+      <w:hyperlink r:id="rId43">
         <w:r>
           <w:rPr>
             <w:rStyle w:val="Hyperlink"/>
@@ -3921,9 +4009,9 @@
         <w:t xml:space="preserve">.</w:t>
       </w:r>
     </w:p>
-    <w:bookmarkEnd w:id="43"/>
     <w:bookmarkEnd w:id="44"/>
     <w:bookmarkEnd w:id="45"/>
+    <w:bookmarkEnd w:id="46"/>
     <w:sectPr>
       <w:footnotePr>
         <w:numRestart w:val="eachSect"/>
